--- a/public/2026/seq03/FICHE_S3-A04_Filius_5eme.docx
+++ b/public/2026/seq03/FICHE_S3-A04_Filius_5eme.docx
@@ -279,7 +279,7 @@
     </w:tbl>
     <w:p>
       <w:pPr>
-        <w:spacing w:after="60"/>
+        <w:spacing w:after="96"/>
       </w:pPr>
     </w:p>
     <w:tbl>
@@ -329,8 +329,8 @@
                 <w:bCs/>
                 <w:i w:val="false"/>
                 <w:iCs w:val="false"/>
-                <w:sz w:val="16"/>
-                <w:szCs w:val="16"/>
+                <w:sz w:val="24"/>
+                <w:szCs w:val="24"/>
               </w:rPr>
               <w:t xml:space="preserve">Nom : </w:t>
             </w:r>
@@ -341,10 +341,10 @@
                 <w:bCs w:val="false"/>
                 <w:i w:val="false"/>
                 <w:iCs w:val="false"/>
-                <w:sz w:val="16"/>
-                <w:szCs w:val="16"/>
-              </w:rPr>
-              <w:t xml:space="preserve">....................................</w:t>
+                <w:sz w:val="24"/>
+                <w:szCs w:val="24"/>
+              </w:rPr>
+              <w:t xml:space="preserve">...................</w:t>
             </w:r>
           </w:p>
         </w:tc>
@@ -376,8 +376,8 @@
                 <w:bCs/>
                 <w:i w:val="false"/>
                 <w:iCs w:val="false"/>
-                <w:sz w:val="16"/>
-                <w:szCs w:val="16"/>
+                <w:sz w:val="24"/>
+                <w:szCs w:val="24"/>
               </w:rPr>
               <w:t xml:space="preserve">Prénom : </w:t>
             </w:r>
@@ -388,10 +388,10 @@
                 <w:bCs w:val="false"/>
                 <w:i w:val="false"/>
                 <w:iCs w:val="false"/>
-                <w:sz w:val="16"/>
-                <w:szCs w:val="16"/>
-              </w:rPr>
-              <w:t xml:space="preserve">...............................</w:t>
+                <w:sz w:val="24"/>
+                <w:szCs w:val="24"/>
+              </w:rPr>
+              <w:t xml:space="preserve">................</w:t>
             </w:r>
           </w:p>
         </w:tc>
@@ -423,8 +423,8 @@
                 <w:bCs/>
                 <w:i w:val="false"/>
                 <w:iCs w:val="false"/>
-                <w:sz w:val="16"/>
-                <w:szCs w:val="16"/>
+                <w:sz w:val="24"/>
+                <w:szCs w:val="24"/>
               </w:rPr>
               <w:t xml:space="preserve">Classe : </w:t>
             </w:r>
@@ -435,10 +435,10 @@
                 <w:bCs w:val="false"/>
                 <w:i w:val="false"/>
                 <w:iCs w:val="false"/>
-                <w:sz w:val="16"/>
-                <w:szCs w:val="16"/>
-              </w:rPr>
-              <w:t xml:space="preserve">..........</w:t>
+                <w:sz w:val="24"/>
+                <w:szCs w:val="24"/>
+              </w:rPr>
+              <w:t xml:space="preserve">......</w:t>
             </w:r>
           </w:p>
         </w:tc>
@@ -470,8 +470,8 @@
                 <w:bCs/>
                 <w:i w:val="false"/>
                 <w:iCs w:val="false"/>
-                <w:sz w:val="16"/>
-                <w:szCs w:val="16"/>
+                <w:sz w:val="24"/>
+                <w:szCs w:val="24"/>
               </w:rPr>
               <w:t xml:space="preserve">Maison : </w:t>
             </w:r>
@@ -482,10 +482,10 @@
                 <w:bCs w:val="false"/>
                 <w:i w:val="false"/>
                 <w:iCs w:val="false"/>
-                <w:sz w:val="16"/>
-                <w:szCs w:val="16"/>
-              </w:rPr>
-              <w:t xml:space="preserve">................</w:t>
+                <w:sz w:val="24"/>
+                <w:szCs w:val="24"/>
+              </w:rPr>
+              <w:t xml:space="preserve">......</w:t>
             </w:r>
           </w:p>
         </w:tc>
@@ -493,7 +493,7 @@
     </w:tbl>
     <w:p>
       <w:pPr>
-        <w:spacing w:after="80"/>
+        <w:spacing w:after="128"/>
       </w:pPr>
     </w:p>
     <w:tbl>
@@ -542,8 +542,8 @@
                 <w:bCs/>
                 <w:i w:val="false"/>
                 <w:iCs w:val="false"/>
-                <w:sz w:val="24"/>
-                <w:szCs w:val="24"/>
+                <w:sz w:val="32"/>
+                <w:szCs w:val="32"/>
               </w:rPr>
               <w:t xml:space="preserve">FILIUS : JE CONSTRUIS MON PREMIER RÉSEAU</w:t>
             </w:r>
@@ -553,7 +553,7 @@
     </w:tbl>
     <w:p>
       <w:pPr>
-        <w:spacing w:after="80"/>
+        <w:spacing w:after="128"/>
       </w:pPr>
     </w:p>
     <w:tbl>
@@ -591,17 +591,17 @@
           </w:tcPr>
           <w:p>
             <w:pPr>
-              <w:spacing w:after="30"/>
-            </w:pPr>
-            <w:r>
-              <w:rPr>
-                <w:rFonts w:ascii="Arial" w:cs="Arial" w:eastAsia="Arial" w:hAnsi="Arial"/>
-                <w:b w:val="false"/>
-                <w:bCs w:val="false"/>
-                <w:i w:val="false"/>
-                <w:iCs w:val="false"/>
-                <w:sz w:val="18"/>
-                <w:szCs w:val="18"/>
+              <w:spacing w:after="48"/>
+            </w:pPr>
+            <w:r>
+              <w:rPr>
+                <w:rFonts w:ascii="Arial" w:cs="Arial" w:eastAsia="Arial" w:hAnsi="Arial"/>
+                <w:b w:val="false"/>
+                <w:bCs w:val="false"/>
+                <w:i w:val="false"/>
+                <w:iCs w:val="false"/>
+                <w:sz w:val="26"/>
+                <w:szCs w:val="26"/>
               </w:rPr>
               <w:t xml:space="preserve">Impossible de débrancher les 15 ordinateurs de la salle pour faire des essais ! Les techniciens font comme les ingénieurs : avant de câbler pour de vrai, ils SIMULENT le réseau sur un logiciel.</w:t>
             </w:r>
@@ -617,8 +617,8 @@
                 <w:bCs/>
                 <w:i/>
                 <w:iCs/>
-                <w:sz w:val="18"/>
-                <w:szCs w:val="18"/>
+                <w:sz w:val="26"/>
+                <w:szCs w:val="26"/>
               </w:rPr>
               <w:t xml:space="preserve">PROBLÉMATIQUE : Comment relier des ordinateurs pour qu'ils communiquent, et comment vérifier que ça marche ?</w:t>
             </w:r>
@@ -628,7 +628,7 @@
     </w:tbl>
     <w:p>
       <w:pPr>
-        <w:spacing w:after="80"/>
+        <w:spacing w:after="128"/>
       </w:pPr>
     </w:p>
     <w:tbl>
@@ -676,8 +676,8 @@
                 <w:bCs/>
                 <w:i w:val="false"/>
                 <w:iCs w:val="false"/>
-                <w:sz w:val="20"/>
-                <w:szCs w:val="20"/>
+                <w:sz w:val="28"/>
+                <w:szCs w:val="28"/>
               </w:rPr>
               <w:t xml:space="preserve">PARTIE 1 — Avant de cliquer : ce que je vais construire</w:t>
             </w:r>
@@ -687,12 +687,12 @@
     </w:tbl>
     <w:p>
       <w:pPr>
-        <w:spacing w:after="40"/>
-      </w:pPr>
-    </w:p>
-    <w:p>
-      <w:pPr>
-        <w:spacing w:after="60"/>
+        <w:spacing w:after="64"/>
+      </w:pPr>
+    </w:p>
+    <w:p>
+      <w:pPr>
+        <w:spacing w:after="96"/>
       </w:pPr>
       <w:r>
         <w:rPr>
@@ -701,8 +701,8 @@
           <w:bCs/>
           <w:i w:val="false"/>
           <w:iCs w:val="false"/>
-          <w:sz w:val="18"/>
-          <w:szCs w:val="18"/>
+          <w:sz w:val="26"/>
+          <w:szCs w:val="26"/>
         </w:rPr>
         <w:t xml:space="preserve">➤ </w:t>
       </w:r>
@@ -713,15 +713,15 @@
           <w:bCs w:val="false"/>
           <w:i w:val="false"/>
           <w:iCs w:val="false"/>
-          <w:sz w:val="18"/>
-          <w:szCs w:val="18"/>
+          <w:sz w:val="26"/>
+          <w:szCs w:val="26"/>
         </w:rPr>
         <w:t xml:space="preserve">Réponds grâce à ce que tu as appris en S3-A01 et S3-A02.</w:t>
       </w:r>
     </w:p>
     <w:p>
       <w:pPr>
-        <w:spacing w:after="50"/>
+        <w:spacing w:after="80"/>
       </w:pPr>
       <w:r>
         <w:rPr>
@@ -730,15 +730,15 @@
           <w:bCs w:val="false"/>
           <w:i w:val="false"/>
           <w:iCs w:val="false"/>
-          <w:sz w:val="16"/>
-          <w:szCs w:val="16"/>
+          <w:sz w:val="24"/>
+          <w:szCs w:val="24"/>
         </w:rPr>
-        <w:t xml:space="preserve">1a. Pour relier seulement 2 ordinateurs, de quoi ai-je besoin entre eux ? ................................................</w:t>
-      </w:r>
-    </w:p>
-    <w:p>
-      <w:pPr>
-        <w:spacing w:after="30"/>
+        <w:t xml:space="preserve">1a. Pour relier seulement 2 ordinateurs, de quoi ai-je besoin entre eux ? ..............................</w:t>
+      </w:r>
+    </w:p>
+    <w:p>
+      <w:pPr>
+        <w:spacing w:after="48"/>
       </w:pPr>
       <w:r>
         <w:rPr>
@@ -747,15 +747,15 @@
           <w:bCs w:val="false"/>
           <w:i w:val="false"/>
           <w:iCs w:val="false"/>
-          <w:sz w:val="16"/>
-          <w:szCs w:val="16"/>
+          <w:sz w:val="24"/>
+          <w:szCs w:val="24"/>
         </w:rPr>
         <w:t xml:space="preserve">1b. Pourquoi chaque ordinateur doit-il recevoir une adresse IP différente ?</w:t>
       </w:r>
     </w:p>
     <w:p>
       <w:pPr>
-        <w:spacing w:after="60"/>
+        <w:spacing w:after="96"/>
       </w:pPr>
       <w:r>
         <w:rPr>
@@ -764,15 +764,15 @@
           <w:bCs w:val="false"/>
           <w:i w:val="false"/>
           <w:iCs w:val="false"/>
-          <w:sz w:val="16"/>
-          <w:szCs w:val="16"/>
+          <w:sz w:val="24"/>
+          <w:szCs w:val="24"/>
         </w:rPr>
-        <w:t xml:space="preserve">......................................................................................................................</w:t>
-      </w:r>
-    </w:p>
-    <w:p>
-      <w:pPr>
-        <w:spacing w:after="40"/>
+        <w:t xml:space="preserve">.............................................................................</w:t>
+      </w:r>
+    </w:p>
+    <w:p>
+      <w:pPr>
+        <w:spacing w:after="64"/>
       </w:pPr>
     </w:p>
     <w:tbl>
@@ -820,8 +820,8 @@
                 <w:bCs/>
                 <w:i w:val="false"/>
                 <w:iCs w:val="false"/>
-                <w:sz w:val="20"/>
-                <w:szCs w:val="20"/>
+                <w:sz w:val="28"/>
+                <w:szCs w:val="28"/>
               </w:rPr>
               <w:t xml:space="preserve">PARTIE 2 — Pas-à-pas Filius : deux ordinateurs qui se parlent</w:t>
             </w:r>
@@ -831,12 +831,12 @@
     </w:tbl>
     <w:p>
       <w:pPr>
-        <w:spacing w:after="40"/>
-      </w:pPr>
-    </w:p>
-    <w:p>
-      <w:pPr>
-        <w:spacing w:after="60"/>
+        <w:spacing w:after="64"/>
+      </w:pPr>
+    </w:p>
+    <w:p>
+      <w:pPr>
+        <w:spacing w:after="96"/>
       </w:pPr>
       <w:r>
         <w:rPr>
@@ -845,8 +845,8 @@
           <w:bCs/>
           <w:i w:val="false"/>
           <w:iCs w:val="false"/>
-          <w:sz w:val="18"/>
-          <w:szCs w:val="18"/>
+          <w:sz w:val="26"/>
+          <w:szCs w:val="26"/>
         </w:rPr>
         <w:t xml:space="preserve">➤ </w:t>
       </w:r>
@@ -857,8 +857,8 @@
           <w:bCs w:val="false"/>
           <w:i w:val="false"/>
           <w:iCs w:val="false"/>
-          <w:sz w:val="18"/>
-          <w:szCs w:val="18"/>
+          <w:sz w:val="26"/>
+          <w:szCs w:val="26"/>
         </w:rPr>
         <w:t xml:space="preserve">Suis les étapes dans l'ordre. Coche chaque étape réussie.</w:t>
       </w:r>
@@ -909,8 +909,8 @@
                 <w:bCs/>
                 <w:i w:val="false"/>
                 <w:iCs w:val="false"/>
-                <w:sz w:val="16"/>
-                <w:szCs w:val="16"/>
+                <w:sz w:val="24"/>
+                <w:szCs w:val="24"/>
               </w:rPr>
               <w:t xml:space="preserve">Fait</w:t>
             </w:r>
@@ -945,8 +945,8 @@
                 <w:bCs/>
                 <w:i w:val="false"/>
                 <w:iCs w:val="false"/>
-                <w:sz w:val="16"/>
-                <w:szCs w:val="16"/>
+                <w:sz w:val="24"/>
+                <w:szCs w:val="24"/>
               </w:rPr>
               <w:t xml:space="preserve">Étape</w:t>
             </w:r>
@@ -982,8 +982,8 @@
                 <w:bCs w:val="false"/>
                 <w:i w:val="false"/>
                 <w:iCs w:val="false"/>
-                <w:sz w:val="16"/>
-                <w:szCs w:val="16"/>
+                <w:sz w:val="24"/>
+                <w:szCs w:val="24"/>
               </w:rPr>
               <w:t xml:space="preserve">☐ 1</w:t>
             </w:r>
@@ -1017,8 +1017,8 @@
                 <w:bCs w:val="false"/>
                 <w:i w:val="false"/>
                 <w:iCs w:val="false"/>
-                <w:sz w:val="16"/>
-                <w:szCs w:val="16"/>
+                <w:sz w:val="24"/>
+                <w:szCs w:val="24"/>
               </w:rPr>
               <w:t xml:space="preserve">Ouvre Filius. Glisse 2 ordinateurs portables dans la zone de travail.</w:t>
             </w:r>
@@ -1054,8 +1054,8 @@
                 <w:bCs w:val="false"/>
                 <w:i w:val="false"/>
                 <w:iCs w:val="false"/>
-                <w:sz w:val="16"/>
-                <w:szCs w:val="16"/>
+                <w:sz w:val="24"/>
+                <w:szCs w:val="24"/>
               </w:rPr>
               <w:t xml:space="preserve">☐ 2</w:t>
             </w:r>
@@ -1089,8 +1089,8 @@
                 <w:bCs w:val="false"/>
                 <w:i w:val="false"/>
                 <w:iCs w:val="false"/>
-                <w:sz w:val="16"/>
-                <w:szCs w:val="16"/>
+                <w:sz w:val="24"/>
+                <w:szCs w:val="24"/>
               </w:rPr>
               <w:t xml:space="preserve">Relie-les avec un câble (menu de gauche).</w:t>
             </w:r>
@@ -1126,8 +1126,8 @@
                 <w:bCs w:val="false"/>
                 <w:i w:val="false"/>
                 <w:iCs w:val="false"/>
-                <w:sz w:val="16"/>
-                <w:szCs w:val="16"/>
+                <w:sz w:val="24"/>
+                <w:szCs w:val="24"/>
               </w:rPr>
               <w:t xml:space="preserve">☐ 3</w:t>
             </w:r>
@@ -1161,8 +1161,8 @@
                 <w:bCs w:val="false"/>
                 <w:i w:val="false"/>
                 <w:iCs w:val="false"/>
-                <w:sz w:val="16"/>
-                <w:szCs w:val="16"/>
+                <w:sz w:val="24"/>
+                <w:szCs w:val="24"/>
               </w:rPr>
               <w:t xml:space="preserve">Double-clique sur chaque PC : adresse IP 192.168.0.10 pour le premier, 192.168.0.11 pour le second.</w:t>
             </w:r>
@@ -1198,8 +1198,8 @@
                 <w:bCs w:val="false"/>
                 <w:i w:val="false"/>
                 <w:iCs w:val="false"/>
-                <w:sz w:val="16"/>
-                <w:szCs w:val="16"/>
+                <w:sz w:val="24"/>
+                <w:szCs w:val="24"/>
               </w:rPr>
               <w:t xml:space="preserve">☐ 4</w:t>
             </w:r>
@@ -1233,8 +1233,8 @@
                 <w:bCs w:val="false"/>
                 <w:i w:val="false"/>
                 <w:iCs w:val="false"/>
-                <w:sz w:val="16"/>
-                <w:szCs w:val="16"/>
+                <w:sz w:val="24"/>
+                <w:szCs w:val="24"/>
               </w:rPr>
               <w:t xml:space="preserve">Passe en mode simulation (flèche verte ▶).</w:t>
             </w:r>
@@ -1270,8 +1270,8 @@
                 <w:bCs w:val="false"/>
                 <w:i w:val="false"/>
                 <w:iCs w:val="false"/>
-                <w:sz w:val="16"/>
-                <w:szCs w:val="16"/>
+                <w:sz w:val="24"/>
+                <w:szCs w:val="24"/>
               </w:rPr>
               <w:t xml:space="preserve">☐ 5</w:t>
             </w:r>
@@ -1305,8 +1305,8 @@
                 <w:bCs w:val="false"/>
                 <w:i w:val="false"/>
                 <w:iCs w:val="false"/>
-                <w:sz w:val="16"/>
-                <w:szCs w:val="16"/>
+                <w:sz w:val="24"/>
+                <w:szCs w:val="24"/>
               </w:rPr>
               <w:t xml:space="preserve">Sur le PC .10 : « Installation des logiciels » → installe la « Ligne de commande ».</w:t>
             </w:r>
@@ -1342,8 +1342,8 @@
                 <w:bCs w:val="false"/>
                 <w:i w:val="false"/>
                 <w:iCs w:val="false"/>
-                <w:sz w:val="16"/>
-                <w:szCs w:val="16"/>
+                <w:sz w:val="24"/>
+                <w:szCs w:val="24"/>
               </w:rPr>
               <w:t xml:space="preserve">☐ 6</w:t>
             </w:r>
@@ -1377,8 +1377,8 @@
                 <w:bCs w:val="false"/>
                 <w:i w:val="false"/>
                 <w:iCs w:val="false"/>
-                <w:sz w:val="16"/>
-                <w:szCs w:val="16"/>
+                <w:sz w:val="24"/>
+                <w:szCs w:val="24"/>
               </w:rPr>
               <w:t xml:space="preserve">Ouvre la ligne de commande et tape :  ping 192.168.0.11</w:t>
             </w:r>
@@ -1388,7 +1388,7 @@
     </w:tbl>
     <w:p>
       <w:pPr>
-        <w:spacing w:after="50" w:before="60"/>
+        <w:spacing w:after="80" w:before="60"/>
       </w:pPr>
       <w:r>
         <w:rPr>
@@ -1397,15 +1397,15 @@
           <w:bCs w:val="false"/>
           <w:i w:val="false"/>
           <w:iCs w:val="false"/>
-          <w:sz w:val="16"/>
-          <w:szCs w:val="16"/>
+          <w:sz w:val="24"/>
+          <w:szCs w:val="24"/>
         </w:rPr>
-        <w:t xml:space="preserve">2a. Résultat de mon ping : ............ paquets transmis, ............ paquets perdus. Le réseau fonctionne : ☐ oui ☐ non</w:t>
-      </w:r>
-    </w:p>
-    <w:p>
-      <w:pPr>
-        <w:spacing w:after="30"/>
+        <w:t xml:space="preserve">2a. Résultat de mon ping : ...... paquets transmis, ...... paquets perdus. Le réseau fonctionne : ☐ oui ☐ non</w:t>
+      </w:r>
+    </w:p>
+    <w:p>
+      <w:pPr>
+        <w:spacing w:after="48"/>
       </w:pPr>
       <w:r>
         <w:rPr>
@@ -1414,15 +1414,15 @@
           <w:bCs w:val="false"/>
           <w:i w:val="false"/>
           <w:iCs w:val="false"/>
-          <w:sz w:val="16"/>
-          <w:szCs w:val="16"/>
+          <w:sz w:val="24"/>
+          <w:szCs w:val="24"/>
         </w:rPr>
         <w:t xml:space="preserve">2b. Tape maintenant  ping 192.168.0.12  (une adresse qui n'existe pas). Que se passe-t-il, et pourquoi ?</w:t>
       </w:r>
     </w:p>
     <w:p>
       <w:pPr>
-        <w:spacing w:after="60"/>
+        <w:spacing w:after="96"/>
       </w:pPr>
       <w:r>
         <w:rPr>
@@ -1431,15 +1431,15 @@
           <w:bCs w:val="false"/>
           <w:i w:val="false"/>
           <w:iCs w:val="false"/>
-          <w:sz w:val="16"/>
-          <w:szCs w:val="16"/>
+          <w:sz w:val="24"/>
+          <w:szCs w:val="24"/>
         </w:rPr>
-        <w:t xml:space="preserve">......................................................................................................................</w:t>
-      </w:r>
-    </w:p>
-    <w:p>
-      <w:pPr>
-        <w:spacing w:after="40"/>
+        <w:t xml:space="preserve">.............................................................................</w:t>
+      </w:r>
+    </w:p>
+    <w:p>
+      <w:pPr>
+        <w:spacing w:after="64"/>
       </w:pPr>
     </w:p>
     <w:tbl>
@@ -1487,8 +1487,8 @@
                 <w:bCs/>
                 <w:i w:val="false"/>
                 <w:iCs w:val="false"/>
-                <w:sz w:val="20"/>
-                <w:szCs w:val="20"/>
+                <w:sz w:val="28"/>
+                <w:szCs w:val="28"/>
               </w:rPr>
               <w:t xml:space="preserve">PARTIE 3 — Défi : le réseau en étoile</w:t>
             </w:r>
@@ -1498,12 +1498,12 @@
     </w:tbl>
     <w:p>
       <w:pPr>
-        <w:spacing w:after="40"/>
-      </w:pPr>
-    </w:p>
-    <w:p>
-      <w:pPr>
-        <w:spacing w:after="60"/>
+        <w:spacing w:after="64"/>
+      </w:pPr>
+    </w:p>
+    <w:p>
+      <w:pPr>
+        <w:spacing w:after="96"/>
       </w:pPr>
       <w:r>
         <w:rPr>
@@ -1512,8 +1512,8 @@
           <w:bCs/>
           <w:i w:val="false"/>
           <w:iCs w:val="false"/>
-          <w:sz w:val="18"/>
-          <w:szCs w:val="18"/>
+          <w:sz w:val="26"/>
+          <w:szCs w:val="26"/>
         </w:rPr>
         <w:t xml:space="preserve">➤ </w:t>
       </w:r>
@@ -1524,15 +1524,15 @@
           <w:bCs w:val="false"/>
           <w:i w:val="false"/>
           <w:iCs w:val="false"/>
-          <w:sz w:val="18"/>
-          <w:szCs w:val="18"/>
+          <w:sz w:val="26"/>
+          <w:szCs w:val="26"/>
         </w:rPr>
         <w:t xml:space="preserve">Repasse en mode conception (marteau). Ajoute un 3e portable (192.168.0.12) et un SWITCH, puis relie les 3 PC au switch (comme les rayons d'une étoile). Vérifie par un ping depuis chaque machine.</w:t>
       </w:r>
     </w:p>
     <w:p>
       <w:pPr>
-        <w:spacing w:after="50"/>
+        <w:spacing w:after="80"/>
       </w:pPr>
       <w:r>
         <w:rPr>
@@ -1541,8 +1541,8 @@
           <w:bCs w:val="false"/>
           <w:i w:val="false"/>
           <w:iCs w:val="false"/>
-          <w:sz w:val="18"/>
-          <w:szCs w:val="18"/>
+          <w:sz w:val="26"/>
+          <w:szCs w:val="26"/>
         </w:rPr>
         <w:t xml:space="preserve">☐ </w:t>
       </w:r>
@@ -1553,15 +1553,15 @@
           <w:bCs w:val="false"/>
           <w:i w:val="false"/>
           <w:iCs w:val="false"/>
-          <w:sz w:val="18"/>
-          <w:szCs w:val="18"/>
+          <w:sz w:val="26"/>
+          <w:szCs w:val="26"/>
         </w:rPr>
         <w:t xml:space="preserve">Mes 3 ordinateurs se répondent tous au ping (0 % perdus).   </w:t>
       </w:r>
     </w:p>
     <w:p>
       <w:pPr>
-        <w:spacing w:after="50"/>
+        <w:spacing w:after="80"/>
       </w:pPr>
       <w:r>
         <w:rPr>
@@ -1570,8 +1570,8 @@
           <w:bCs w:val="false"/>
           <w:i w:val="false"/>
           <w:iCs w:val="false"/>
-          <w:sz w:val="18"/>
-          <w:szCs w:val="18"/>
+          <w:sz w:val="26"/>
+          <w:szCs w:val="26"/>
         </w:rPr>
         <w:t xml:space="preserve">☐ </w:t>
       </w:r>
@@ -1582,15 +1582,15 @@
           <w:bCs w:val="false"/>
           <w:i w:val="false"/>
           <w:iCs w:val="false"/>
-          <w:sz w:val="18"/>
-          <w:szCs w:val="18"/>
+          <w:sz w:val="26"/>
+          <w:szCs w:val="26"/>
         </w:rPr>
         <w:t xml:space="preserve">J'ai montré ma simulation au professeur. ✋   </w:t>
       </w:r>
     </w:p>
     <w:p>
       <w:pPr>
-        <w:spacing w:after="30"/>
+        <w:spacing w:after="48"/>
       </w:pPr>
       <w:r>
         <w:rPr>
@@ -1599,15 +1599,15 @@
           <w:bCs w:val="false"/>
           <w:i w:val="false"/>
           <w:iCs w:val="false"/>
-          <w:sz w:val="16"/>
-          <w:szCs w:val="16"/>
+          <w:sz w:val="24"/>
+          <w:szCs w:val="24"/>
         </w:rPr>
         <w:t xml:space="preserve">3a. À ton avis, pourquoi le switch est-il indispensable dès qu'il y a plus de 2 ordinateurs ?</w:t>
       </w:r>
     </w:p>
     <w:p>
       <w:pPr>
-        <w:spacing w:after="60"/>
+        <w:spacing w:after="96"/>
       </w:pPr>
       <w:r>
         <w:rPr>
@@ -1616,15 +1616,15 @@
           <w:bCs w:val="false"/>
           <w:i w:val="false"/>
           <w:iCs w:val="false"/>
-          <w:sz w:val="16"/>
-          <w:szCs w:val="16"/>
+          <w:sz w:val="24"/>
+          <w:szCs w:val="24"/>
         </w:rPr>
-        <w:t xml:space="preserve">......................................................................................................................</w:t>
-      </w:r>
-    </w:p>
-    <w:p>
-      <w:pPr>
-        <w:spacing w:after="30"/>
+        <w:t xml:space="preserve">.............................................................................</w:t>
+      </w:r>
+    </w:p>
+    <w:p>
+      <w:pPr>
+        <w:spacing w:after="48"/>
       </w:pPr>
     </w:p>
     <w:tbl>
@@ -1663,7 +1663,7 @@
           </w:tcPr>
           <w:p>
             <w:pPr>
-              <w:spacing w:after="60"/>
+              <w:spacing w:after="96"/>
             </w:pPr>
             <w:r>
               <w:rPr>
@@ -1672,61 +1672,61 @@
                 <w:bCs/>
                 <w:i w:val="false"/>
                 <w:iCs w:val="false"/>
-                <w:sz w:val="20"/>
-                <w:szCs w:val="20"/>
+                <w:sz w:val="28"/>
+                <w:szCs w:val="28"/>
               </w:rPr>
               <w:t xml:space="preserve">BILAN — Ce que je retiens</w:t>
             </w:r>
           </w:p>
           <w:p>
             <w:pPr>
-              <w:spacing w:after="60"/>
-            </w:pPr>
-            <w:r>
-              <w:rPr>
-                <w:rFonts w:ascii="Arial" w:cs="Arial" w:eastAsia="Arial" w:hAnsi="Arial"/>
-                <w:b w:val="false"/>
-                <w:bCs w:val="false"/>
-                <w:i w:val="false"/>
-                <w:iCs w:val="false"/>
-                <w:sz w:val="18"/>
-                <w:szCs w:val="18"/>
-              </w:rPr>
-              <w:t xml:space="preserve">Pour communiquer, chaque machine du réseau doit avoir une adresse ...................................... unique.</w:t>
-            </w:r>
-          </w:p>
-          <w:p>
-            <w:pPr>
-              <w:spacing w:after="60"/>
-            </w:pPr>
-            <w:r>
-              <w:rPr>
-                <w:rFonts w:ascii="Arial" w:cs="Arial" w:eastAsia="Arial" w:hAnsi="Arial"/>
-                <w:b w:val="false"/>
-                <w:bCs w:val="false"/>
-                <w:i w:val="false"/>
-                <w:iCs w:val="false"/>
-                <w:sz w:val="18"/>
-                <w:szCs w:val="18"/>
-              </w:rPr>
-              <w:t xml:space="preserve">La commande ...................................... permet de tester si deux machines communiquent.</w:t>
-            </w:r>
-          </w:p>
-          <w:p>
-            <w:pPr>
-              <w:spacing w:after="60"/>
-            </w:pPr>
-            <w:r>
-              <w:rPr>
-                <w:rFonts w:ascii="Arial" w:cs="Arial" w:eastAsia="Arial" w:hAnsi="Arial"/>
-                <w:b w:val="false"/>
-                <w:bCs w:val="false"/>
-                <w:i w:val="false"/>
-                <w:iCs w:val="false"/>
-                <w:sz w:val="18"/>
-                <w:szCs w:val="18"/>
-              </w:rPr>
-              <w:t xml:space="preserve">Le ...................................... relie plusieurs machines entre elles, comme le centre d'une étoile.</w:t>
+              <w:spacing w:after="96"/>
+            </w:pPr>
+            <w:r>
+              <w:rPr>
+                <w:rFonts w:ascii="Arial" w:cs="Arial" w:eastAsia="Arial" w:hAnsi="Arial"/>
+                <w:b w:val="false"/>
+                <w:bCs w:val="false"/>
+                <w:i w:val="false"/>
+                <w:iCs w:val="false"/>
+                <w:sz w:val="26"/>
+                <w:szCs w:val="26"/>
+              </w:rPr>
+              <w:t xml:space="preserve">Pour communiquer, chaque machine du réseau doit avoir une adresse ..................... unique.</w:t>
+            </w:r>
+          </w:p>
+          <w:p>
+            <w:pPr>
+              <w:spacing w:after="96"/>
+            </w:pPr>
+            <w:r>
+              <w:rPr>
+                <w:rFonts w:ascii="Arial" w:cs="Arial" w:eastAsia="Arial" w:hAnsi="Arial"/>
+                <w:b w:val="false"/>
+                <w:bCs w:val="false"/>
+                <w:i w:val="false"/>
+                <w:iCs w:val="false"/>
+                <w:sz w:val="26"/>
+                <w:szCs w:val="26"/>
+              </w:rPr>
+              <w:t xml:space="preserve">La commande ..................... permet de tester si deux machines communiquent.</w:t>
+            </w:r>
+          </w:p>
+          <w:p>
+            <w:pPr>
+              <w:spacing w:after="96"/>
+            </w:pPr>
+            <w:r>
+              <w:rPr>
+                <w:rFonts w:ascii="Arial" w:cs="Arial" w:eastAsia="Arial" w:hAnsi="Arial"/>
+                <w:b w:val="false"/>
+                <w:bCs w:val="false"/>
+                <w:i w:val="false"/>
+                <w:iCs w:val="false"/>
+                <w:sz w:val="26"/>
+                <w:szCs w:val="26"/>
+              </w:rPr>
+              <w:t xml:space="preserve">Le ..................... relie plusieurs machines entre elles, comme le centre d'une étoile.</w:t>
             </w:r>
           </w:p>
         </w:tc>
@@ -1744,8 +1744,8 @@
           <w:bCs w:val="false"/>
           <w:i/>
           <w:iCs/>
-          <w:sz w:val="16"/>
-          <w:szCs w:val="16"/>
+          <w:sz w:val="24"/>
+          <w:szCs w:val="24"/>
         </w:rPr>
         <w:t xml:space="preserve">« Simuler, c'est se tromper sans rien casser. » — devise des ingénieurs réseau</w:t>
       </w:r>
@@ -1898,8 +1898,8 @@
     <w:rPrDefault>
       <w:rPr>
         <w:rFonts w:ascii="Arial" w:cs="Arial" w:eastAsia="Arial" w:hAnsi="Arial"/>
-        <w:sz w:val="18"/>
-        <w:szCs w:val="18"/>
+        <w:sz w:val="24"/>
+        <w:szCs w:val="24"/>
       </w:rPr>
     </w:rPrDefault>
     <w:pPrDefault/>

--- a/public/2026/seq03/FICHE_S3-A04_Filius_5eme.docx
+++ b/public/2026/seq03/FICHE_S3-A04_Filius_5eme.docx
@@ -21,6 +21,9 @@
         <w:gridCol w:w="1200"/>
       </w:tblGrid>
       <w:tr>
+        <w:trPr>
+          <w:cantSplit/>
+        </w:trPr>
         <w:tc>
           <w:tcPr>
             <w:tcW w:type="dxa" w:w="1266"/>
@@ -210,6 +213,32 @@
               <w:t xml:space="preserve">ACTIVITÉ N°04</w:t>
             </w:r>
           </w:p>
+          <w:p>
+            <w:pPr>
+              <w:spacing w:after="0"/>
+            </w:pPr>
+            <w:r>
+              <w:rPr>
+                <w:rFonts w:ascii="Arial" w:cs="Arial" w:eastAsia="Arial" w:hAnsi="Arial"/>
+                <w:sz w:val="14"/>
+                <w:szCs w:val="14"/>
+              </w:rPr>
+              <w:t xml:space="preserve">NOM : ..............................</w:t>
+            </w:r>
+          </w:p>
+          <w:p>
+            <w:pPr>
+              <w:spacing w:after="0"/>
+            </w:pPr>
+            <w:r>
+              <w:rPr>
+                <w:rFonts w:ascii="Arial" w:cs="Arial" w:eastAsia="Arial" w:hAnsi="Arial"/>
+                <w:sz w:val="14"/>
+                <w:szCs w:val="14"/>
+              </w:rPr>
+              <w:t xml:space="preserve">PRÉNOM : .........................</w:t>
+            </w:r>
+          </w:p>
         </w:tc>
         <w:tc>
           <w:tcPr>
@@ -295,21 +324,22 @@
         </w:tblBorders>
       </w:tblPr>
       <w:tblGrid>
-        <w:gridCol w:w="2840"/>
-        <w:gridCol w:w="2840"/>
-        <w:gridCol w:w="1640"/>
-        <w:gridCol w:w="2040"/>
+        <w:gridCol w:w="9360"/>
       </w:tblGrid>
       <w:tr>
-        <w:tc>
-          <w:tcPr>
-            <w:tcW w:type="dxa" w:w="2840"/>
-            <w:tcBorders>
-              <w:top w:val="single" w:color="000000" w:sz="6"/>
-              <w:left w:val="single" w:color="000000" w:sz="6"/>
-              <w:bottom w:val="single" w:color="000000" w:sz="6"/>
-              <w:right w:val="single" w:color="000000" w:sz="6"/>
-            </w:tcBorders>
+        <w:trPr>
+          <w:cantSplit/>
+        </w:trPr>
+        <w:tc>
+          <w:tcPr>
+            <w:tcW w:type="dxa" w:w="9360"/>
+            <w:tcBorders>
+              <w:top w:val="single" w:color="000000" w:sz="6"/>
+              <w:left w:val="single" w:color="000000" w:sz="6"/>
+              <w:bottom w:val="single" w:color="000000" w:sz="6"/>
+              <w:right w:val="single" w:color="000000" w:sz="6"/>
+            </w:tcBorders>
+            <w:shd w:fill="D9D9D9" w:val="clear"/>
             <w:tcMar>
               <w:top w:type="dxa" w:w="40"/>
               <w:left w:type="dxa" w:w="80"/>
@@ -320,7 +350,10 @@
           </w:tcPr>
           <w:p>
             <w:pPr>
-              <w:spacing w:after="0"/>
+              <w:keepNext/>
+              <w:keepLines/>
+              <w:spacing w:after="0"/>
+              <w:jc w:val="center"/>
             </w:pPr>
             <w:r>
               <w:rPr>
@@ -329,163 +362,10 @@
                 <w:bCs/>
                 <w:i w:val="false"/>
                 <w:iCs w:val="false"/>
-                <w:sz w:val="24"/>
-                <w:szCs w:val="24"/>
-              </w:rPr>
-              <w:t xml:space="preserve">Nom : </w:t>
-            </w:r>
-            <w:r>
-              <w:rPr>
-                <w:rFonts w:ascii="Arial" w:cs="Arial" w:eastAsia="Arial" w:hAnsi="Arial"/>
-                <w:b w:val="false"/>
-                <w:bCs w:val="false"/>
-                <w:i w:val="false"/>
-                <w:iCs w:val="false"/>
-                <w:sz w:val="24"/>
-                <w:szCs w:val="24"/>
-              </w:rPr>
-              <w:t xml:space="preserve">...................</w:t>
-            </w:r>
-          </w:p>
-        </w:tc>
-        <w:tc>
-          <w:tcPr>
-            <w:tcW w:type="dxa" w:w="2840"/>
-            <w:tcBorders>
-              <w:top w:val="single" w:color="000000" w:sz="6"/>
-              <w:left w:val="single" w:color="000000" w:sz="6"/>
-              <w:bottom w:val="single" w:color="000000" w:sz="6"/>
-              <w:right w:val="single" w:color="000000" w:sz="6"/>
-            </w:tcBorders>
-            <w:tcMar>
-              <w:top w:type="dxa" w:w="40"/>
-              <w:left w:type="dxa" w:w="80"/>
-              <w:bottom w:type="dxa" w:w="40"/>
-              <w:right w:type="dxa" w:w="80"/>
-            </w:tcMar>
-            <w:vAlign w:val="center"/>
-          </w:tcPr>
-          <w:p>
-            <w:pPr>
-              <w:spacing w:after="0"/>
-            </w:pPr>
-            <w:r>
-              <w:rPr>
-                <w:rFonts w:ascii="Arial" w:cs="Arial" w:eastAsia="Arial" w:hAnsi="Arial"/>
-                <w:b/>
-                <w:bCs/>
-                <w:i w:val="false"/>
-                <w:iCs w:val="false"/>
-                <w:sz w:val="24"/>
-                <w:szCs w:val="24"/>
-              </w:rPr>
-              <w:t xml:space="preserve">Prénom : </w:t>
-            </w:r>
-            <w:r>
-              <w:rPr>
-                <w:rFonts w:ascii="Arial" w:cs="Arial" w:eastAsia="Arial" w:hAnsi="Arial"/>
-                <w:b w:val="false"/>
-                <w:bCs w:val="false"/>
-                <w:i w:val="false"/>
-                <w:iCs w:val="false"/>
-                <w:sz w:val="24"/>
-                <w:szCs w:val="24"/>
-              </w:rPr>
-              <w:t xml:space="preserve">................</w:t>
-            </w:r>
-          </w:p>
-        </w:tc>
-        <w:tc>
-          <w:tcPr>
-            <w:tcW w:type="dxa" w:w="1640"/>
-            <w:tcBorders>
-              <w:top w:val="single" w:color="000000" w:sz="6"/>
-              <w:left w:val="single" w:color="000000" w:sz="6"/>
-              <w:bottom w:val="single" w:color="000000" w:sz="6"/>
-              <w:right w:val="single" w:color="000000" w:sz="6"/>
-            </w:tcBorders>
-            <w:tcMar>
-              <w:top w:type="dxa" w:w="40"/>
-              <w:left w:type="dxa" w:w="80"/>
-              <w:bottom w:type="dxa" w:w="40"/>
-              <w:right w:type="dxa" w:w="80"/>
-            </w:tcMar>
-            <w:vAlign w:val="center"/>
-          </w:tcPr>
-          <w:p>
-            <w:pPr>
-              <w:spacing w:after="0"/>
-            </w:pPr>
-            <w:r>
-              <w:rPr>
-                <w:rFonts w:ascii="Arial" w:cs="Arial" w:eastAsia="Arial" w:hAnsi="Arial"/>
-                <w:b/>
-                <w:bCs/>
-                <w:i w:val="false"/>
-                <w:iCs w:val="false"/>
-                <w:sz w:val="24"/>
-                <w:szCs w:val="24"/>
-              </w:rPr>
-              <w:t xml:space="preserve">Classe : </w:t>
-            </w:r>
-            <w:r>
-              <w:rPr>
-                <w:rFonts w:ascii="Arial" w:cs="Arial" w:eastAsia="Arial" w:hAnsi="Arial"/>
-                <w:b w:val="false"/>
-                <w:bCs w:val="false"/>
-                <w:i w:val="false"/>
-                <w:iCs w:val="false"/>
-                <w:sz w:val="24"/>
-                <w:szCs w:val="24"/>
-              </w:rPr>
-              <w:t xml:space="preserve">......</w:t>
-            </w:r>
-          </w:p>
-        </w:tc>
-        <w:tc>
-          <w:tcPr>
-            <w:tcW w:type="dxa" w:w="2040"/>
-            <w:tcBorders>
-              <w:top w:val="single" w:color="000000" w:sz="6"/>
-              <w:left w:val="single" w:color="000000" w:sz="6"/>
-              <w:bottom w:val="single" w:color="000000" w:sz="6"/>
-              <w:right w:val="single" w:color="000000" w:sz="6"/>
-            </w:tcBorders>
-            <w:tcMar>
-              <w:top w:type="dxa" w:w="40"/>
-              <w:left w:type="dxa" w:w="80"/>
-              <w:bottom w:type="dxa" w:w="40"/>
-              <w:right w:type="dxa" w:w="80"/>
-            </w:tcMar>
-            <w:vAlign w:val="center"/>
-          </w:tcPr>
-          <w:p>
-            <w:pPr>
-              <w:spacing w:after="0"/>
-            </w:pPr>
-            <w:r>
-              <w:rPr>
-                <w:rFonts w:ascii="Arial" w:cs="Arial" w:eastAsia="Arial" w:hAnsi="Arial"/>
-                <w:b/>
-                <w:bCs/>
-                <w:i w:val="false"/>
-                <w:iCs w:val="false"/>
-                <w:sz w:val="24"/>
-                <w:szCs w:val="24"/>
-              </w:rPr>
-              <w:t xml:space="preserve">Maison : </w:t>
-            </w:r>
-            <w:r>
-              <w:rPr>
-                <w:rFonts w:ascii="Arial" w:cs="Arial" w:eastAsia="Arial" w:hAnsi="Arial"/>
-                <w:b w:val="false"/>
-                <w:bCs w:val="false"/>
-                <w:i w:val="false"/>
-                <w:iCs w:val="false"/>
-                <w:sz w:val="24"/>
-                <w:szCs w:val="24"/>
-              </w:rPr>
-              <w:t xml:space="preserve">......</w:t>
+                <w:sz w:val="32"/>
+                <w:szCs w:val="32"/>
+              </w:rPr>
+              <w:t xml:space="preserve">FILIUS : JE CONSTRUIS MON PREMIER RÉSEAU</w:t>
             </w:r>
           </w:p>
         </w:tc>
@@ -493,6 +373,8 @@
     </w:tbl>
     <w:p>
       <w:pPr>
+        <w:keepNext/>
+        <w:keepLines/>
         <w:spacing w:after="128"/>
       </w:pPr>
     </w:p>
@@ -512,66 +394,9 @@
         <w:gridCol w:w="9360"/>
       </w:tblGrid>
       <w:tr>
-        <w:tc>
-          <w:tcPr>
-            <w:tcW w:type="dxa" w:w="9360"/>
-            <w:tcBorders>
-              <w:top w:val="single" w:color="000000" w:sz="6"/>
-              <w:left w:val="single" w:color="000000" w:sz="6"/>
-              <w:bottom w:val="single" w:color="000000" w:sz="6"/>
-              <w:right w:val="single" w:color="000000" w:sz="6"/>
-            </w:tcBorders>
-            <w:shd w:fill="D9D9D9" w:val="clear"/>
-            <w:tcMar>
-              <w:top w:type="dxa" w:w="40"/>
-              <w:left w:type="dxa" w:w="80"/>
-              <w:bottom w:type="dxa" w:w="40"/>
-              <w:right w:type="dxa" w:w="80"/>
-            </w:tcMar>
-            <w:vAlign w:val="center"/>
-          </w:tcPr>
-          <w:p>
-            <w:pPr>
-              <w:spacing w:after="0"/>
-              <w:jc w:val="center"/>
-            </w:pPr>
-            <w:r>
-              <w:rPr>
-                <w:rFonts w:ascii="Arial" w:cs="Arial" w:eastAsia="Arial" w:hAnsi="Arial"/>
-                <w:b/>
-                <w:bCs/>
-                <w:i w:val="false"/>
-                <w:iCs w:val="false"/>
-                <w:sz w:val="32"/>
-                <w:szCs w:val="32"/>
-              </w:rPr>
-              <w:t xml:space="preserve">FILIUS : JE CONSTRUIS MON PREMIER RÉSEAU</w:t>
-            </w:r>
-          </w:p>
-        </w:tc>
-      </w:tr>
-    </w:tbl>
-    <w:p>
-      <w:pPr>
-        <w:spacing w:after="128"/>
-      </w:pPr>
-    </w:p>
-    <w:tbl>
-      <w:tblPr>
-        <w:tblW w:type="dxa" w:w="9360"/>
-        <w:tblBorders>
-          <w:top w:val="single" w:color="auto" w:sz="4"/>
-          <w:left w:val="single" w:color="auto" w:sz="4"/>
-          <w:bottom w:val="single" w:color="auto" w:sz="4"/>
-          <w:right w:val="single" w:color="auto" w:sz="4"/>
-          <w:insideH w:val="single" w:color="auto" w:sz="4"/>
-          <w:insideV w:val="single" w:color="auto" w:sz="4"/>
-        </w:tblBorders>
-      </w:tblPr>
-      <w:tblGrid>
-        <w:gridCol w:w="9360"/>
-      </w:tblGrid>
-      <w:tr>
+        <w:trPr>
+          <w:cantSplit/>
+        </w:trPr>
         <w:tc>
           <w:tcPr>
             <w:tcW w:type="dxa" w:w="9360"/>
@@ -591,6 +416,8 @@
           </w:tcPr>
           <w:p>
             <w:pPr>
+              <w:keepNext/>
+              <w:keepLines/>
               <w:spacing w:after="48"/>
             </w:pPr>
             <w:r>
@@ -608,6 +435,8 @@
           </w:p>
           <w:p>
             <w:pPr>
+              <w:keepNext/>
+              <w:keepLines/>
               <w:spacing w:after="0"/>
             </w:pPr>
             <w:r>
@@ -628,71 +457,17 @@
     </w:tbl>
     <w:p>
       <w:pPr>
-        <w:spacing w:after="128"/>
-      </w:pPr>
-    </w:p>
-    <w:tbl>
-      <w:tblPr>
-        <w:tblW w:type="dxa" w:w="9360"/>
-        <w:tblBorders>
-          <w:top w:val="single" w:color="auto" w:sz="4"/>
-          <w:left w:val="single" w:color="auto" w:sz="4"/>
-          <w:bottom w:val="single" w:color="auto" w:sz="4"/>
-          <w:right w:val="single" w:color="auto" w:sz="4"/>
-          <w:insideH w:val="single" w:color="auto" w:sz="4"/>
-          <w:insideV w:val="single" w:color="auto" w:sz="4"/>
-        </w:tblBorders>
-      </w:tblPr>
-      <w:tblGrid>
-        <w:gridCol w:w="9360"/>
-      </w:tblGrid>
-      <w:tr>
-        <w:tc>
-          <w:tcPr>
-            <w:tcW w:type="dxa" w:w="9360"/>
-            <w:tcBorders>
-              <w:top w:val="single" w:color="000000" w:sz="6"/>
-              <w:left w:val="single" w:color="000000" w:sz="6"/>
-              <w:bottom w:val="single" w:color="000000" w:sz="6"/>
-              <w:right w:val="single" w:color="000000" w:sz="6"/>
-            </w:tcBorders>
-            <w:shd w:fill="D9D9D9" w:val="clear"/>
-            <w:tcMar>
-              <w:top w:type="dxa" w:w="40"/>
-              <w:left w:type="dxa" w:w="80"/>
-              <w:bottom w:type="dxa" w:w="40"/>
-              <w:right w:type="dxa" w:w="80"/>
-            </w:tcMar>
-            <w:vAlign w:val="center"/>
-          </w:tcPr>
-          <w:p>
-            <w:pPr>
-              <w:spacing w:after="0"/>
-            </w:pPr>
-            <w:r>
-              <w:rPr>
-                <w:rFonts w:ascii="Arial" w:cs="Arial" w:eastAsia="Arial" w:hAnsi="Arial"/>
-                <w:b/>
-                <w:bCs/>
-                <w:i w:val="false"/>
-                <w:iCs w:val="false"/>
-                <w:sz w:val="28"/>
-                <w:szCs w:val="28"/>
-              </w:rPr>
-              <w:t xml:space="preserve">PARTIE 1 — Avant de cliquer : ce que je vais construire</w:t>
-            </w:r>
-          </w:p>
-        </w:tc>
-      </w:tr>
-    </w:tbl>
-    <w:p>
-      <w:pPr>
-        <w:spacing w:after="64"/>
-      </w:pPr>
-    </w:p>
-    <w:p>
-      <w:pPr>
-        <w:spacing w:after="96"/>
+        <w:keepNext/>
+        <w:keepLines/>
+        <w:pBdr>
+          <w:top w:val="single" w:color="000000" w:sz="6" w:space="4"/>
+          <w:left w:val="single" w:color="000000" w:sz="6" w:space="4"/>
+          <w:bottom w:val="single" w:color="000000" w:sz="6" w:space="4"/>
+          <w:right w:val="single" w:color="000000" w:sz="6" w:space="4"/>
+        </w:pBdr>
+        <w:shd w:val="clear" w:color="auto" w:fill="D9D9D9"/>
+        <w:spacing w:before="150" w:after="130"/>
+        <w:ind w:left="0" w:right="1106"/>
       </w:pPr>
       <w:r>
         <w:rPr>
@@ -701,6 +476,25 @@
           <w:bCs/>
           <w:i w:val="false"/>
           <w:iCs w:val="false"/>
+          <w:sz w:val="28"/>
+          <w:szCs w:val="28"/>
+        </w:rPr>
+        <w:t xml:space="preserve">PARTIE 1 — Avant de cliquer : ce que je vais construire</w:t>
+      </w:r>
+    </w:p>
+    <w:p>
+      <w:pPr>
+        <w:keepNext/>
+        <w:keepLines/>
+        <w:spacing w:after="96"/>
+      </w:pPr>
+      <w:r>
+        <w:rPr>
+          <w:rFonts w:ascii="Arial" w:cs="Arial" w:eastAsia="Arial" w:hAnsi="Arial"/>
+          <w:b/>
+          <w:bCs/>
+          <w:i w:val="false"/>
+          <w:iCs w:val="false"/>
           <w:sz w:val="26"/>
           <w:szCs w:val="26"/>
         </w:rPr>
@@ -772,70 +566,35 @@
     </w:p>
     <w:p>
       <w:pPr>
-        <w:spacing w:after="64"/>
-      </w:pPr>
-    </w:p>
-    <w:tbl>
-      <w:tblPr>
-        <w:tblW w:type="dxa" w:w="9360"/>
-        <w:tblBorders>
-          <w:top w:val="single" w:color="auto" w:sz="4"/>
-          <w:left w:val="single" w:color="auto" w:sz="4"/>
-          <w:bottom w:val="single" w:color="auto" w:sz="4"/>
-          <w:right w:val="single" w:color="auto" w:sz="4"/>
-          <w:insideH w:val="single" w:color="auto" w:sz="4"/>
-          <w:insideV w:val="single" w:color="auto" w:sz="4"/>
-        </w:tblBorders>
-      </w:tblPr>
-      <w:tblGrid>
-        <w:gridCol w:w="9360"/>
-      </w:tblGrid>
-      <w:tr>
-        <w:tc>
-          <w:tcPr>
-            <w:tcW w:type="dxa" w:w="9360"/>
-            <w:tcBorders>
-              <w:top w:val="single" w:color="000000" w:sz="6"/>
-              <w:left w:val="single" w:color="000000" w:sz="6"/>
-              <w:bottom w:val="single" w:color="000000" w:sz="6"/>
-              <w:right w:val="single" w:color="000000" w:sz="6"/>
-            </w:tcBorders>
-            <w:shd w:fill="D9D9D9" w:val="clear"/>
-            <w:tcMar>
-              <w:top w:type="dxa" w:w="40"/>
-              <w:left w:type="dxa" w:w="80"/>
-              <w:bottom w:type="dxa" w:w="40"/>
-              <w:right w:type="dxa" w:w="80"/>
-            </w:tcMar>
-            <w:vAlign w:val="center"/>
-          </w:tcPr>
-          <w:p>
-            <w:pPr>
-              <w:spacing w:after="0"/>
-            </w:pPr>
-            <w:r>
-              <w:rPr>
-                <w:rFonts w:ascii="Arial" w:cs="Arial" w:eastAsia="Arial" w:hAnsi="Arial"/>
-                <w:b/>
-                <w:bCs/>
-                <w:i w:val="false"/>
-                <w:iCs w:val="false"/>
-                <w:sz w:val="28"/>
-                <w:szCs w:val="28"/>
-              </w:rPr>
-              <w:t xml:space="preserve">PARTIE 2 — Pas-à-pas Filius : deux ordinateurs qui se parlent</w:t>
-            </w:r>
-          </w:p>
-        </w:tc>
-      </w:tr>
-    </w:tbl>
-    <w:p>
-      <w:pPr>
-        <w:spacing w:after="64"/>
-      </w:pPr>
-    </w:p>
-    <w:p>
-      <w:pPr>
+        <w:keepNext/>
+        <w:keepLines/>
+        <w:pBdr>
+          <w:top w:val="single" w:color="000000" w:sz="6" w:space="4"/>
+          <w:left w:val="single" w:color="000000" w:sz="6" w:space="4"/>
+          <w:bottom w:val="single" w:color="000000" w:sz="6" w:space="4"/>
+          <w:right w:val="single" w:color="000000" w:sz="6" w:space="4"/>
+        </w:pBdr>
+        <w:shd w:val="clear" w:color="auto" w:fill="D9D9D9"/>
+        <w:spacing w:before="150" w:after="130"/>
+        <w:ind w:left="0" w:right="1106"/>
+      </w:pPr>
+      <w:r>
+        <w:rPr>
+          <w:rFonts w:ascii="Arial" w:cs="Arial" w:eastAsia="Arial" w:hAnsi="Arial"/>
+          <w:b/>
+          <w:bCs/>
+          <w:i w:val="false"/>
+          <w:iCs w:val="false"/>
+          <w:sz w:val="28"/>
+          <w:szCs w:val="28"/>
+        </w:rPr>
+        <w:t xml:space="preserve">PARTIE 2 — Pas-à-pas Filius : deux ordinateurs qui se parlent</w:t>
+      </w:r>
+    </w:p>
+    <w:p>
+      <w:pPr>
+        <w:keepNext/>
+        <w:keepLines/>
         <w:spacing w:after="96"/>
       </w:pPr>
       <w:r>
@@ -880,6 +639,9 @@
         <w:gridCol w:w="8460"/>
       </w:tblGrid>
       <w:tr>
+        <w:trPr>
+          <w:cantSplit/>
+        </w:trPr>
         <w:tc>
           <w:tcPr>
             <w:tcW w:type="dxa" w:w="900"/>
@@ -900,6 +662,8 @@
           </w:tcPr>
           <w:p>
             <w:pPr>
+              <w:keepNext/>
+              <w:keepLines/>
               <w:spacing w:after="0"/>
             </w:pPr>
             <w:r>
@@ -936,6 +700,8 @@
           </w:tcPr>
           <w:p>
             <w:pPr>
+              <w:keepNext/>
+              <w:keepLines/>
               <w:spacing w:after="0"/>
             </w:pPr>
             <w:r>
@@ -954,6 +720,9 @@
         </w:tc>
       </w:tr>
       <w:tr>
+        <w:trPr>
+          <w:cantSplit/>
+        </w:trPr>
         <w:tc>
           <w:tcPr>
             <w:tcW w:type="dxa" w:w="900"/>
@@ -973,6 +742,8 @@
           </w:tcPr>
           <w:p>
             <w:pPr>
+              <w:keepNext/>
+              <w:keepLines/>
               <w:spacing w:after="0"/>
             </w:pPr>
             <w:r>
@@ -1008,6 +779,8 @@
           </w:tcPr>
           <w:p>
             <w:pPr>
+              <w:keepNext/>
+              <w:keepLines/>
               <w:spacing w:after="0"/>
             </w:pPr>
             <w:r>
@@ -1026,6 +799,9 @@
         </w:tc>
       </w:tr>
       <w:tr>
+        <w:trPr>
+          <w:cantSplit/>
+        </w:trPr>
         <w:tc>
           <w:tcPr>
             <w:tcW w:type="dxa" w:w="900"/>
@@ -1045,6 +821,8 @@
           </w:tcPr>
           <w:p>
             <w:pPr>
+              <w:keepNext/>
+              <w:keepLines/>
               <w:spacing w:after="0"/>
             </w:pPr>
             <w:r>
@@ -1080,6 +858,8 @@
           </w:tcPr>
           <w:p>
             <w:pPr>
+              <w:keepNext/>
+              <w:keepLines/>
               <w:spacing w:after="0"/>
             </w:pPr>
             <w:r>
@@ -1098,6 +878,9 @@
         </w:tc>
       </w:tr>
       <w:tr>
+        <w:trPr>
+          <w:cantSplit/>
+        </w:trPr>
         <w:tc>
           <w:tcPr>
             <w:tcW w:type="dxa" w:w="900"/>
@@ -1117,6 +900,8 @@
           </w:tcPr>
           <w:p>
             <w:pPr>
+              <w:keepNext/>
+              <w:keepLines/>
               <w:spacing w:after="0"/>
             </w:pPr>
             <w:r>
@@ -1152,6 +937,8 @@
           </w:tcPr>
           <w:p>
             <w:pPr>
+              <w:keepNext/>
+              <w:keepLines/>
               <w:spacing w:after="0"/>
             </w:pPr>
             <w:r>
@@ -1170,6 +957,9 @@
         </w:tc>
       </w:tr>
       <w:tr>
+        <w:trPr>
+          <w:cantSplit/>
+        </w:trPr>
         <w:tc>
           <w:tcPr>
             <w:tcW w:type="dxa" w:w="900"/>
@@ -1189,6 +979,8 @@
           </w:tcPr>
           <w:p>
             <w:pPr>
+              <w:keepNext/>
+              <w:keepLines/>
               <w:spacing w:after="0"/>
             </w:pPr>
             <w:r>
@@ -1224,6 +1016,8 @@
           </w:tcPr>
           <w:p>
             <w:pPr>
+              <w:keepNext/>
+              <w:keepLines/>
               <w:spacing w:after="0"/>
             </w:pPr>
             <w:r>
@@ -1242,6 +1036,9 @@
         </w:tc>
       </w:tr>
       <w:tr>
+        <w:trPr>
+          <w:cantSplit/>
+        </w:trPr>
         <w:tc>
           <w:tcPr>
             <w:tcW w:type="dxa" w:w="900"/>
@@ -1261,6 +1058,8 @@
           </w:tcPr>
           <w:p>
             <w:pPr>
+              <w:keepNext/>
+              <w:keepLines/>
               <w:spacing w:after="0"/>
             </w:pPr>
             <w:r>
@@ -1296,6 +1095,8 @@
           </w:tcPr>
           <w:p>
             <w:pPr>
+              <w:keepNext/>
+              <w:keepLines/>
               <w:spacing w:after="0"/>
             </w:pPr>
             <w:r>
@@ -1314,6 +1115,9 @@
         </w:tc>
       </w:tr>
       <w:tr>
+        <w:trPr>
+          <w:cantSplit/>
+        </w:trPr>
         <w:tc>
           <w:tcPr>
             <w:tcW w:type="dxa" w:w="900"/>
@@ -1439,7 +1243,157 @@
     </w:p>
     <w:p>
       <w:pPr>
-        <w:spacing w:after="64"/>
+        <w:keepNext/>
+        <w:keepLines/>
+        <w:pBdr>
+          <w:top w:val="single" w:color="000000" w:sz="6" w:space="4"/>
+          <w:left w:val="single" w:color="000000" w:sz="6" w:space="4"/>
+          <w:bottom w:val="single" w:color="000000" w:sz="6" w:space="4"/>
+          <w:right w:val="single" w:color="000000" w:sz="6" w:space="4"/>
+        </w:pBdr>
+        <w:shd w:val="clear" w:color="auto" w:fill="D9D9D9"/>
+        <w:spacing w:before="150" w:after="130"/>
+        <w:ind w:left="0" w:right="1106"/>
+      </w:pPr>
+      <w:r>
+        <w:rPr>
+          <w:rFonts w:ascii="Arial" w:cs="Arial" w:eastAsia="Arial" w:hAnsi="Arial"/>
+          <w:b/>
+          <w:bCs/>
+          <w:i w:val="false"/>
+          <w:iCs w:val="false"/>
+          <w:sz w:val="28"/>
+          <w:szCs w:val="28"/>
+        </w:rPr>
+        <w:t xml:space="preserve">PARTIE 3 — Défi : le réseau en étoile</w:t>
+      </w:r>
+    </w:p>
+    <w:p>
+      <w:pPr>
+        <w:keepNext/>
+        <w:keepLines/>
+        <w:spacing w:after="96"/>
+      </w:pPr>
+      <w:r>
+        <w:rPr>
+          <w:rFonts w:ascii="Arial" w:cs="Arial" w:eastAsia="Arial" w:hAnsi="Arial"/>
+          <w:b/>
+          <w:bCs/>
+          <w:i w:val="false"/>
+          <w:iCs w:val="false"/>
+          <w:sz w:val="26"/>
+          <w:szCs w:val="26"/>
+        </w:rPr>
+        <w:t xml:space="preserve">➤ </w:t>
+      </w:r>
+      <w:r>
+        <w:rPr>
+          <w:rFonts w:ascii="Arial" w:cs="Arial" w:eastAsia="Arial" w:hAnsi="Arial"/>
+          <w:b w:val="false"/>
+          <w:bCs w:val="false"/>
+          <w:i w:val="false"/>
+          <w:iCs w:val="false"/>
+          <w:sz w:val="26"/>
+          <w:szCs w:val="26"/>
+        </w:rPr>
+        <w:t xml:space="preserve">Repasse en mode conception (marteau). Ajoute un 3e portable (192.168.0.12) et un SWITCH, puis relie les 3 PC au switch (comme les rayons d'une étoile). Vérifie par un ping depuis chaque machine.</w:t>
+      </w:r>
+    </w:p>
+    <w:p>
+      <w:pPr>
+        <w:spacing w:after="80"/>
+      </w:pPr>
+      <w:r>
+        <w:rPr>
+          <w:rFonts w:ascii="Arial" w:cs="Arial" w:eastAsia="Arial" w:hAnsi="Arial"/>
+          <w:b w:val="false"/>
+          <w:bCs w:val="false"/>
+          <w:i w:val="false"/>
+          <w:iCs w:val="false"/>
+          <w:sz w:val="26"/>
+          <w:szCs w:val="26"/>
+        </w:rPr>
+        <w:t xml:space="preserve">☐ </w:t>
+      </w:r>
+      <w:r>
+        <w:rPr>
+          <w:rFonts w:ascii="Arial" w:cs="Arial" w:eastAsia="Arial" w:hAnsi="Arial"/>
+          <w:b w:val="false"/>
+          <w:bCs w:val="false"/>
+          <w:i w:val="false"/>
+          <w:iCs w:val="false"/>
+          <w:sz w:val="26"/>
+          <w:szCs w:val="26"/>
+        </w:rPr>
+        <w:t xml:space="preserve">Mes 3 ordinateurs se répondent tous au ping (0 % perdus).   </w:t>
+      </w:r>
+    </w:p>
+    <w:p>
+      <w:pPr>
+        <w:spacing w:after="80"/>
+      </w:pPr>
+      <w:r>
+        <w:rPr>
+          <w:rFonts w:ascii="Arial" w:cs="Arial" w:eastAsia="Arial" w:hAnsi="Arial"/>
+          <w:b w:val="false"/>
+          <w:bCs w:val="false"/>
+          <w:i w:val="false"/>
+          <w:iCs w:val="false"/>
+          <w:sz w:val="26"/>
+          <w:szCs w:val="26"/>
+        </w:rPr>
+        <w:t xml:space="preserve">☐ </w:t>
+      </w:r>
+      <w:r>
+        <w:rPr>
+          <w:rFonts w:ascii="Arial" w:cs="Arial" w:eastAsia="Arial" w:hAnsi="Arial"/>
+          <w:b w:val="false"/>
+          <w:bCs w:val="false"/>
+          <w:i w:val="false"/>
+          <w:iCs w:val="false"/>
+          <w:sz w:val="26"/>
+          <w:szCs w:val="26"/>
+        </w:rPr>
+        <w:t xml:space="preserve">J'ai montré ma simulation au professeur. ✋   </w:t>
+      </w:r>
+    </w:p>
+    <w:p>
+      <w:pPr>
+        <w:spacing w:after="48"/>
+      </w:pPr>
+      <w:r>
+        <w:rPr>
+          <w:rFonts w:ascii="Arial" w:cs="Arial" w:eastAsia="Arial" w:hAnsi="Arial"/>
+          <w:b w:val="false"/>
+          <w:bCs w:val="false"/>
+          <w:i w:val="false"/>
+          <w:iCs w:val="false"/>
+          <w:sz w:val="24"/>
+          <w:szCs w:val="24"/>
+        </w:rPr>
+        <w:t xml:space="preserve">3a. À ton avis, pourquoi le switch est-il indispensable dès qu'il y a plus de 2 ordinateurs ?</w:t>
+      </w:r>
+    </w:p>
+    <w:p>
+      <w:pPr>
+        <w:spacing w:after="96"/>
+      </w:pPr>
+      <w:r>
+        <w:rPr>
+          <w:rFonts w:ascii="Arial" w:cs="Arial" w:eastAsia="Arial" w:hAnsi="Arial"/>
+          <w:b w:val="false"/>
+          <w:bCs w:val="false"/>
+          <w:i w:val="false"/>
+          <w:iCs w:val="false"/>
+          <w:sz w:val="24"/>
+          <w:szCs w:val="24"/>
+        </w:rPr>
+        <w:t xml:space="preserve">.............................................................................</w:t>
+      </w:r>
+    </w:p>
+    <w:p>
+      <w:pPr>
+        <w:spacing w:after="48"/>
       </w:pPr>
     </w:p>
     <w:tbl>
@@ -1458,191 +1412,9 @@
         <w:gridCol w:w="9360"/>
       </w:tblGrid>
       <w:tr>
-        <w:tc>
-          <w:tcPr>
-            <w:tcW w:type="dxa" w:w="9360"/>
-            <w:tcBorders>
-              <w:top w:val="single" w:color="000000" w:sz="6"/>
-              <w:left w:val="single" w:color="000000" w:sz="6"/>
-              <w:bottom w:val="single" w:color="000000" w:sz="6"/>
-              <w:right w:val="single" w:color="000000" w:sz="6"/>
-            </w:tcBorders>
-            <w:shd w:fill="D9D9D9" w:val="clear"/>
-            <w:tcMar>
-              <w:top w:type="dxa" w:w="40"/>
-              <w:left w:type="dxa" w:w="80"/>
-              <w:bottom w:type="dxa" w:w="40"/>
-              <w:right w:type="dxa" w:w="80"/>
-            </w:tcMar>
-            <w:vAlign w:val="center"/>
-          </w:tcPr>
-          <w:p>
-            <w:pPr>
-              <w:spacing w:after="0"/>
-            </w:pPr>
-            <w:r>
-              <w:rPr>
-                <w:rFonts w:ascii="Arial" w:cs="Arial" w:eastAsia="Arial" w:hAnsi="Arial"/>
-                <w:b/>
-                <w:bCs/>
-                <w:i w:val="false"/>
-                <w:iCs w:val="false"/>
-                <w:sz w:val="28"/>
-                <w:szCs w:val="28"/>
-              </w:rPr>
-              <w:t xml:space="preserve">PARTIE 3 — Défi : le réseau en étoile</w:t>
-            </w:r>
-          </w:p>
-        </w:tc>
-      </w:tr>
-    </w:tbl>
-    <w:p>
-      <w:pPr>
-        <w:spacing w:after="64"/>
-      </w:pPr>
-    </w:p>
-    <w:p>
-      <w:pPr>
-        <w:spacing w:after="96"/>
-      </w:pPr>
-      <w:r>
-        <w:rPr>
-          <w:rFonts w:ascii="Arial" w:cs="Arial" w:eastAsia="Arial" w:hAnsi="Arial"/>
-          <w:b/>
-          <w:bCs/>
-          <w:i w:val="false"/>
-          <w:iCs w:val="false"/>
-          <w:sz w:val="26"/>
-          <w:szCs w:val="26"/>
-        </w:rPr>
-        <w:t xml:space="preserve">➤ </w:t>
-      </w:r>
-      <w:r>
-        <w:rPr>
-          <w:rFonts w:ascii="Arial" w:cs="Arial" w:eastAsia="Arial" w:hAnsi="Arial"/>
-          <w:b w:val="false"/>
-          <w:bCs w:val="false"/>
-          <w:i w:val="false"/>
-          <w:iCs w:val="false"/>
-          <w:sz w:val="26"/>
-          <w:szCs w:val="26"/>
-        </w:rPr>
-        <w:t xml:space="preserve">Repasse en mode conception (marteau). Ajoute un 3e portable (192.168.0.12) et un SWITCH, puis relie les 3 PC au switch (comme les rayons d'une étoile). Vérifie par un ping depuis chaque machine.</w:t>
-      </w:r>
-    </w:p>
-    <w:p>
-      <w:pPr>
-        <w:spacing w:after="80"/>
-      </w:pPr>
-      <w:r>
-        <w:rPr>
-          <w:rFonts w:ascii="Arial" w:cs="Arial" w:eastAsia="Arial" w:hAnsi="Arial"/>
-          <w:b w:val="false"/>
-          <w:bCs w:val="false"/>
-          <w:i w:val="false"/>
-          <w:iCs w:val="false"/>
-          <w:sz w:val="26"/>
-          <w:szCs w:val="26"/>
-        </w:rPr>
-        <w:t xml:space="preserve">☐ </w:t>
-      </w:r>
-      <w:r>
-        <w:rPr>
-          <w:rFonts w:ascii="Arial" w:cs="Arial" w:eastAsia="Arial" w:hAnsi="Arial"/>
-          <w:b w:val="false"/>
-          <w:bCs w:val="false"/>
-          <w:i w:val="false"/>
-          <w:iCs w:val="false"/>
-          <w:sz w:val="26"/>
-          <w:szCs w:val="26"/>
-        </w:rPr>
-        <w:t xml:space="preserve">Mes 3 ordinateurs se répondent tous au ping (0 % perdus).   </w:t>
-      </w:r>
-    </w:p>
-    <w:p>
-      <w:pPr>
-        <w:spacing w:after="80"/>
-      </w:pPr>
-      <w:r>
-        <w:rPr>
-          <w:rFonts w:ascii="Arial" w:cs="Arial" w:eastAsia="Arial" w:hAnsi="Arial"/>
-          <w:b w:val="false"/>
-          <w:bCs w:val="false"/>
-          <w:i w:val="false"/>
-          <w:iCs w:val="false"/>
-          <w:sz w:val="26"/>
-          <w:szCs w:val="26"/>
-        </w:rPr>
-        <w:t xml:space="preserve">☐ </w:t>
-      </w:r>
-      <w:r>
-        <w:rPr>
-          <w:rFonts w:ascii="Arial" w:cs="Arial" w:eastAsia="Arial" w:hAnsi="Arial"/>
-          <w:b w:val="false"/>
-          <w:bCs w:val="false"/>
-          <w:i w:val="false"/>
-          <w:iCs w:val="false"/>
-          <w:sz w:val="26"/>
-          <w:szCs w:val="26"/>
-        </w:rPr>
-        <w:t xml:space="preserve">J'ai montré ma simulation au professeur. ✋   </w:t>
-      </w:r>
-    </w:p>
-    <w:p>
-      <w:pPr>
-        <w:spacing w:after="48"/>
-      </w:pPr>
-      <w:r>
-        <w:rPr>
-          <w:rFonts w:ascii="Arial" w:cs="Arial" w:eastAsia="Arial" w:hAnsi="Arial"/>
-          <w:b w:val="false"/>
-          <w:bCs w:val="false"/>
-          <w:i w:val="false"/>
-          <w:iCs w:val="false"/>
-          <w:sz w:val="24"/>
-          <w:szCs w:val="24"/>
-        </w:rPr>
-        <w:t xml:space="preserve">3a. À ton avis, pourquoi le switch est-il indispensable dès qu'il y a plus de 2 ordinateurs ?</w:t>
-      </w:r>
-    </w:p>
-    <w:p>
-      <w:pPr>
-        <w:spacing w:after="96"/>
-      </w:pPr>
-      <w:r>
-        <w:rPr>
-          <w:rFonts w:ascii="Arial" w:cs="Arial" w:eastAsia="Arial" w:hAnsi="Arial"/>
-          <w:b w:val="false"/>
-          <w:bCs w:val="false"/>
-          <w:i w:val="false"/>
-          <w:iCs w:val="false"/>
-          <w:sz w:val="24"/>
-          <w:szCs w:val="24"/>
-        </w:rPr>
-        <w:t xml:space="preserve">.............................................................................</w:t>
-      </w:r>
-    </w:p>
-    <w:p>
-      <w:pPr>
-        <w:spacing w:after="48"/>
-      </w:pPr>
-    </w:p>
-    <w:tbl>
-      <w:tblPr>
-        <w:tblW w:type="dxa" w:w="9360"/>
-        <w:tblBorders>
-          <w:top w:val="single" w:color="auto" w:sz="4"/>
-          <w:left w:val="single" w:color="auto" w:sz="4"/>
-          <w:bottom w:val="single" w:color="auto" w:sz="4"/>
-          <w:right w:val="single" w:color="auto" w:sz="4"/>
-          <w:insideH w:val="single" w:color="auto" w:sz="4"/>
-          <w:insideV w:val="single" w:color="auto" w:sz="4"/>
-        </w:tblBorders>
-      </w:tblPr>
-      <w:tblGrid>
-        <w:gridCol w:w="9360"/>
-      </w:tblGrid>
-      <w:tr>
+        <w:trPr>
+          <w:cantSplit/>
+        </w:trPr>
         <w:tc>
           <w:tcPr>
             <w:tcW w:type="dxa" w:w="9360"/>

--- a/public/2026/seq03/FICHE_S3-A04_Filius_5eme.docx
+++ b/public/2026/seq03/FICHE_S3-A04_Filius_5eme.docx
@@ -1296,7 +1296,45 @@
           <w:sz w:val="26"/>
           <w:szCs w:val="26"/>
         </w:rPr>
-        <w:t xml:space="preserve">Repasse en mode conception (marteau). Ajoute un 3e portable (192.168.0.12) et un SWITCH, puis relie les 3 PC au switch (comme les rayons d'une étoile). Vérifie par un ping depuis chaque machine.</w:t>
+        <w:t xml:space="preserve">Repasse en mode conception (le marteau), puis ajoute un 3e portable (192.168.0.12) et un SWITCH.</w:t>
+      </w:r>
+    </w:p>
+    <w:p>
+      <w:pPr>
+        <w:keepNext/>
+        <w:keepLines/>
+        <w:spacing w:after="96"/>
+      </w:pPr>
+      <w:r>
+        <w:rPr>
+          <w:rFonts w:ascii="Arial" w:cs="Arial" w:eastAsia="Arial" w:hAnsi="Arial"/>
+          <w:b w:val="false"/>
+          <w:bCs w:val="false"/>
+          <w:i/>
+          <w:iCs/>
+          <w:sz w:val="24"/>
+          <w:szCs w:val="24"/>
+        </w:rPr>
+        <w:t xml:space="preserve">➤ Branche ensuite un câble entre chaque PC et le switch, comme les rayons d'une étoile.</w:t>
+      </w:r>
+    </w:p>
+    <w:p>
+      <w:pPr>
+        <w:keepNext/>
+        <w:keepLines/>
+        <w:spacing w:after="96"/>
+      </w:pPr>
+      <w:r>
+        <w:rPr>
+          <w:rFonts w:ascii="Arial" w:cs="Arial" w:eastAsia="Arial" w:hAnsi="Arial"/>
+          <w:b w:val="false"/>
+          <w:bCs w:val="false"/>
+          <w:i/>
+          <w:iCs/>
+          <w:sz w:val="24"/>
+          <w:szCs w:val="24"/>
+        </w:rPr>
+        <w:t xml:space="preserve">➤ Repasse en mode simulation et lance un ping depuis chaque machine : les trois doivent afficher 0 % perdus.</w:t>
       </w:r>
     </w:p>
     <w:p>

--- a/public/2026/seq03/FICHE_S3-A04_Filius_5eme.docx
+++ b/public/2026/seq03/FICHE_S3-A04_Filius_5eme.docx
@@ -211,32 +211,6 @@
                 <w:szCs w:val="15"/>
               </w:rPr>
               <w:t xml:space="preserve">ACTIVITÉ N°04</w:t>
-            </w:r>
-          </w:p>
-          <w:p>
-            <w:pPr>
-              <w:spacing w:after="0"/>
-            </w:pPr>
-            <w:r>
-              <w:rPr>
-                <w:rFonts w:ascii="Arial" w:cs="Arial" w:eastAsia="Arial" w:hAnsi="Arial"/>
-                <w:sz w:val="14"/>
-                <w:szCs w:val="14"/>
-              </w:rPr>
-              <w:t xml:space="preserve">NOM : ..............................</w:t>
-            </w:r>
-          </w:p>
-          <w:p>
-            <w:pPr>
-              <w:spacing w:after="0"/>
-            </w:pPr>
-            <w:r>
-              <w:rPr>
-                <w:rFonts w:ascii="Arial" w:cs="Arial" w:eastAsia="Arial" w:hAnsi="Arial"/>
-                <w:sz w:val="14"/>
-                <w:szCs w:val="14"/>
-              </w:rPr>
-              <w:t xml:space="preserve">PRÉNOM : .........................</w:t>
             </w:r>
           </w:p>
         </w:tc>

--- a/public/2026/seq03/FICHE_S3-A04_Filius_5eme.docx
+++ b/public/2026/seq03/FICHE_S3-A04_Filius_5eme.docx
@@ -489,7 +489,7 @@
     </w:p>
     <w:p>
       <w:pPr>
-        <w:spacing w:after="80"/>
+        <w:spacing w:after="230"/>
       </w:pPr>
       <w:r>
         <w:rPr>
@@ -501,7 +501,7 @@
           <w:sz w:val="24"/>
           <w:szCs w:val="24"/>
         </w:rPr>
-        <w:t xml:space="preserve">1a. Pour relier seulement 2 ordinateurs, de quoi ai-je besoin entre eux ? ..............................</w:t>
+        <w:t xml:space="preserve">1a. Pour relier seulement 2 ordinateurs, de quoi ai-je besoin entre eux ? ...................................</w:t>
       </w:r>
     </w:p>
     <w:p>
@@ -523,7 +523,7 @@
     </w:p>
     <w:p>
       <w:pPr>
-        <w:spacing w:after="96"/>
+        <w:spacing w:after="230"/>
       </w:pPr>
       <w:r>
         <w:rPr>
@@ -535,7 +535,7 @@
           <w:sz w:val="24"/>
           <w:szCs w:val="24"/>
         </w:rPr>
-        <w:t xml:space="preserve">.............................................................................</w:t>
+        <w:t xml:space="preserve">......................................................................................................................................................</w:t>
       </w:r>
     </w:p>
     <w:p>
@@ -1200,7 +1200,7 @@
     </w:p>
     <w:p>
       <w:pPr>
-        <w:spacing w:after="96"/>
+        <w:spacing w:after="230"/>
       </w:pPr>
       <w:r>
         <w:rPr>
@@ -1212,7 +1212,7 @@
           <w:sz w:val="24"/>
           <w:szCs w:val="24"/>
         </w:rPr>
-        <w:t xml:space="preserve">.............................................................................</w:t>
+        <w:t xml:space="preserve">......................................................................................................................................................</w:t>
       </w:r>
     </w:p>
     <w:p>
@@ -1388,7 +1388,7 @@
     </w:p>
     <w:p>
       <w:pPr>
-        <w:spacing w:after="96"/>
+        <w:spacing w:after="230"/>
       </w:pPr>
       <w:r>
         <w:rPr>
@@ -1400,7 +1400,7 @@
           <w:sz w:val="24"/>
           <w:szCs w:val="24"/>
         </w:rPr>
-        <w:t xml:space="preserve">.............................................................................</w:t>
+        <w:t xml:space="preserve">......................................................................................................................................................</w:t>
       </w:r>
     </w:p>
     <w:p>

--- a/public/2026/seq03/FICHE_S3-A04_Filius_5eme.docx
+++ b/public/2026/seq03/FICHE_S3-A04_Filius_5eme.docx
@@ -345,6 +345,30 @@
         </w:tc>
       </w:tr>
     </w:tbl>
+    <w:p>
+      <w:pPr>
+        <w:keepNext/>
+        <w:spacing w:after="128"/>
+      </w:pPr>
+      <w:r>
+        <w:rPr>
+          <w:rFonts w:ascii="Arial" w:cs="Arial" w:eastAsia="Arial" w:hAnsi="Arial"/>
+          <w:sz w:val="24"/>
+          <w:szCs w:val="24"/>
+          <w:b/>
+          <w:bCs/>
+        </w:rPr>
+        <w:t xml:space="preserve">OBJECTIF — </w:t>
+      </w:r>
+      <w:r>
+        <w:rPr>
+          <w:rFonts w:ascii="Arial" w:cs="Arial" w:eastAsia="Arial" w:hAnsi="Arial"/>
+          <w:sz w:val="24"/>
+          <w:szCs w:val="24"/>
+        </w:rPr>
+        <w:t xml:space="preserve">Tu sauras câbler trois machines sur un switch et tester la liaison par un ping.</w:t>
+      </w:r>
+    </w:p>
     <w:p>
       <w:pPr>
         <w:keepNext/>

--- a/public/2026/seq03/FICHE_S3-A04_Filius_5eme.docx
+++ b/public/2026/seq03/FICHE_S3-A04_Filius_5eme.docx
@@ -453,6 +453,52 @@
         </w:tc>
       </w:tr>
     </w:tbl>
+    <w:p>
+      <w:pPr>
+        <w:keepNext/>
+        <w:pBdr>
+          <w:top w:val="single" w:sz="6" w:space="2" w:color="D9D9D9"/>
+          <w:left w:val="single" w:sz="6" w:space="2" w:color="D9D9D9"/>
+          <w:bottom w:val="single" w:sz="6" w:space="2" w:color="D9D9D9"/>
+          <w:right w:val="single" w:sz="6" w:space="2" w:color="D9D9D9"/>
+        </w:pBdr>
+        <w:shd w:val="clear" w:color="auto" w:fill="F2F2F2"/>
+        <w:spacing w:before="80" w:after="120"/>
+        <w:ind w:left="60" w:right="60"/>
+      </w:pPr>
+      <w:r>
+        <w:rPr>
+          <w:rFonts w:ascii="Arial" w:cs="Arial" w:eastAsia="Arial" w:hAnsi="Arial"/>
+          <w:b/>
+          <w:bCs/>
+          <w:sz w:val="24"/>
+          <w:szCs w:val="24"/>
+        </w:rPr>
+        <w:t xml:space="preserve">RESSOURCE 1 — Filius</w:t>
+      </w:r>
+      <w:r>
+        <w:rPr>
+          <w:rFonts w:ascii="Arial" w:cs="Arial" w:eastAsia="Arial" w:hAnsi="Arial"/>
+          <w:sz w:val="24"/>
+          <w:szCs w:val="24"/>
+        </w:rPr>
+        <w:t xml:space="preserve"> · Logiciel libre · à installer sur le poste</w:t>
+      </w:r>
+      <w:r>
+        <w:rPr>
+          <w:rFonts w:ascii="Arial" w:cs="Arial" w:eastAsia="Arial" w:hAnsi="Arial"/>
+        </w:rPr>
+        <w:br/>
+      </w:r>
+      <w:r>
+        <w:rPr>
+          <w:rFonts w:ascii="Arial" w:cs="Arial" w:eastAsia="Arial" w:hAnsi="Arial"/>
+          <w:sz w:val="22"/>
+          <w:szCs w:val="22"/>
+        </w:rPr>
+        <w:t xml:space="preserve">→ www.lernsoftware-filius.de</w:t>
+      </w:r>
+    </w:p>
     <w:p>
       <w:pPr>
         <w:keepNext/>
